--- a/e2e/fixtures/comprehensive-word-element-test.docx
+++ b/e2e/fixtures/comprehensive-word-element-test.docx
@@ -655,13 +655,9 @@
         <w:t xml:space="preserve">Smart quotes: “Double quoted” and ‘Single quoted’ with an apostrophe it’s.</w:t>
       </w:r>
     </w:p>
-    <w:p>
-      <w:pPr>
-        <w:pBdr>
-          <w:bottom w:val="single" w:color="auto" w:sz="6" w:space="1"/>
-        </w:pBdr>
-      </w:pPr>
-    </w:p>
+    <w:pBdr>
+      <w:bottom w:val="single" w:color="auto" w:sz="6" w:space="1"/>
+    </w:pBdr>
     <w:p>
       <w:r>
         <w:br w:type="page"/>
@@ -3935,13 +3931,9 @@
         <w:t xml:space="preserve">11.3 Thematic Break (Horizontal Rule)</w:t>
       </w:r>
     </w:p>
-    <w:p>
-      <w:pPr>
-        <w:pBdr>
-          <w:bottom w:val="single" w:color="auto" w:sz="6" w:space="1"/>
-        </w:pBdr>
-      </w:pPr>
-    </w:p>
+    <w:pBdr>
+      <w:bottom w:val="single" w:color="auto" w:sz="6" w:space="1"/>
+    </w:pBdr>
     <w:p>
       <w:pPr>
         <w:spacing w:after="120"/>

--- a/e2e/fixtures/comprehensive-word-element-test.docx
+++ b/e2e/fixtures/comprehensive-word-element-test.docx
@@ -655,9 +655,13 @@
         <w:t xml:space="preserve">Smart quotes: “Double quoted” and ‘Single quoted’ with an apostrophe it’s.</w:t>
       </w:r>
     </w:p>
-    <w:pBdr>
-      <w:bottom w:val="single" w:color="auto" w:sz="6" w:space="1"/>
-    </w:pBdr>
+    <w:p>
+      <w:pPr>
+        <w:pBdr>
+          <w:bottom w:val="single" w:color="auto" w:sz="6" w:space="1"/>
+        </w:pBdr>
+      </w:pPr>
+    </w:p>
     <w:p>
       <w:r>
         <w:br w:type="page"/>
@@ -3931,9 +3935,13 @@
         <w:t xml:space="preserve">11.3 Thematic Break (Horizontal Rule)</w:t>
       </w:r>
     </w:p>
-    <w:pBdr>
-      <w:bottom w:val="single" w:color="auto" w:sz="6" w:space="1"/>
-    </w:pBdr>
+    <w:p>
+      <w:pPr>
+        <w:pBdr>
+          <w:bottom w:val="single" w:color="auto" w:sz="6" w:space="1"/>
+        </w:pBdr>
+      </w:pPr>
+    </w:p>
     <w:p>
       <w:pPr>
         <w:spacing w:after="120"/>
